--- a/docs/adr/acrme_adr_001_region_selection.docx
+++ b/docs/adr/acrme_adr_001_region_selection.docx
@@ -49,7 +49,7 @@
         <w:t xml:space="preserve"> </w:t>
       </w:r>
       <w:r>
-        <w:t xml:space="preserve">1.1</w:t>
+        <w:t xml:space="preserve">1.2</w:t>
       </w:r>
       <w:r>
         <w:br/>
@@ -97,7 +97,7 @@
         <w:t xml:space="preserve"> </w:t>
       </w:r>
       <w:r>
-        <w:t xml:space="preserve">ACRME Architecture Decision Records — this is one of four standalone ADRs split from the consolidated ADR set.</w:t>
+        <w:t xml:space="preserve">ACRME Architecture Decision Records — one of four standalone, self-contained records.</w:t>
       </w:r>
     </w:p>
     <w:p>
@@ -115,7 +115,7 @@
         <w:t xml:space="preserve"> </w:t>
       </w:r>
       <w:r>
-        <w:t xml:space="preserve">An Architecture Decision Record captures a single significant architectural decision, the context that forced it, the options considered, the choice made, and its consequences. ADRs are immutable once accepted — a superseding decision is recorded as a new ADR rather than editing the original. Evidence tags:</w:t>
+        <w:t xml:space="preserve">An Architecture Decision Record captures a single significant architectural decision, the context that forced it, the options considered, the choice made, and its consequences. ADRs are immutable once accepted — a superseding decision is recorded as a new ADR rather than editing the original. This record is self-contained: it can be read without any companion document. Evidence tags:</w:t>
       </w:r>
       <w:r>
         <w:t xml:space="preserve"> </w:t>
@@ -176,7 +176,7 @@
         </w:pict>
       </w:r>
     </w:p>
-    <w:bookmarkStart w:id="35" w:name="adr-001-region-selection"/>
+    <w:bookmarkStart w:id="41" w:name="adr-001-region-selection"/>
     <w:p>
       <w:pPr>
         <w:pStyle w:val="Heading1"/>
@@ -242,53 +242,13 @@
           <w:bCs/>
           <w:b/>
         </w:rPr>
-        <w:t xml:space="preserve">Related decisions:</w:t>
-      </w:r>
-      <w:r>
-        <w:t xml:space="preserve"> </w:t>
-      </w:r>
-      <w:r>
-        <w:t xml:space="preserve">D1, D4, D5, D8, D9; HC-1..HC-10; VR-1..VR-11</w:t>
-      </w:r>
-      <w:r>
-        <w:br/>
-      </w:r>
-      <w:r>
-        <w:rPr>
-          <w:bCs/>
-          <w:b/>
-        </w:rPr>
-        <w:t xml:space="preserve">Source:</w:t>
-      </w:r>
-      <w:r>
-        <w:t xml:space="preserve"> </w:t>
-      </w:r>
-      <w:r>
-        <w:rPr>
-          <w:rStyle w:val="VerbatimChar"/>
-        </w:rPr>
-        <w:t xml:space="preserve">multi_region_placement_design.md</w:t>
-      </w:r>
-      <w:r>
-        <w:t xml:space="preserve"> </w:t>
-      </w:r>
-      <w:r>
-        <w:t xml:space="preserve">§27–28;</w:t>
-      </w:r>
-      <w:r>
-        <w:t xml:space="preserve"> </w:t>
-      </w:r>
-      <w:r>
-        <w:rPr>
-          <w:rStyle w:val="VerbatimChar"/>
-        </w:rPr>
-        <w:t xml:space="preserve">acrme_production_readiness_review_and_architecture.md</w:t>
-      </w:r>
-      <w:r>
-        <w:t xml:space="preserve"> </w:t>
-      </w:r>
-      <w:r>
-        <w:t xml:space="preserve">§27</w:t>
+        <w:t xml:space="preserve">Related constraints:</w:t>
+      </w:r>
+      <w:r>
+        <w:t xml:space="preserve"> </w:t>
+      </w:r>
+      <w:r>
+        <w:t xml:space="preserve">HC-1..HC-10 (hard constraints); VR-1..VR-11 (validation rules)</w:t>
       </w:r>
     </w:p>
     <w:bookmarkStart w:id="20" w:name="context"/>
@@ -512,7 +472,7 @@
       </w:r>
     </w:p>
     <w:bookmarkEnd w:id="20"/>
-    <w:bookmarkStart w:id="28" w:name="decision"/>
+    <w:bookmarkStart w:id="34" w:name="decision"/>
     <w:p>
       <w:pPr>
         <w:pStyle w:val="Heading3"/>
@@ -594,7 +554,7 @@
         <w:rPr>
           <w:rStyle w:val="VerbatimChar"/>
         </w:rPr>
-        <w:t xml:space="preserve">[Decided — D9]</w:t>
+        <w:t xml:space="preserve">[Decided]</w:t>
       </w:r>
     </w:p>
     <w:p>
@@ -671,7 +631,7 @@
         <w:rPr>
           <w:rStyle w:val="VerbatimChar"/>
         </w:rPr>
-        <w:t xml:space="preserve">[Decided — D4]</w:t>
+        <w:t xml:space="preserve">[Decided]</w:t>
       </w:r>
     </w:p>
     <w:p>
@@ -701,7 +661,7 @@
         <w:rPr>
           <w:rStyle w:val="VerbatimChar"/>
         </w:rPr>
-        <w:t xml:space="preserve">[Decided — D9]</w:t>
+        <w:t xml:space="preserve">[Decided]</w:t>
       </w:r>
     </w:p>
     <w:p>
@@ -810,7 +770,7 @@
         <w:t xml:space="preserve"> </w:t>
       </w:r>
       <w:r>
-        <w:t xml:space="preserve">share with NonProd per D8).</w:t>
+        <w:t xml:space="preserve">share with NonProd).</w:t>
       </w:r>
     </w:p>
     <w:p>
@@ -840,7 +800,7 @@
         <w:rPr>
           <w:rStyle w:val="VerbatimChar"/>
         </w:rPr>
-        <w:t xml:space="preserve">[Decided — D1]</w:t>
+        <w:t xml:space="preserve">[Decided]</w:t>
       </w:r>
     </w:p>
     <w:p>
@@ -901,7 +861,7 @@
         <w:rPr>
           <w:rStyle w:val="VerbatimChar"/>
         </w:rPr>
-        <w:t xml:space="preserve">[Decided — D8; Documented — §27]</w:t>
+        <w:t xml:space="preserve">[Decided]</w:t>
       </w:r>
     </w:p>
     <w:p>
@@ -961,7 +921,7 @@
         <w:rPr>
           <w:rStyle w:val="VerbatimChar"/>
         </w:rPr>
-        <w:t xml:space="preserve">[Decided — D5]</w:t>
+        <w:t xml:space="preserve">[Decided]</w:t>
       </w:r>
     </w:p>
     <w:p>
@@ -1001,7 +961,72 @@
         <w:t xml:space="preserve">— it produces and logs the ranked recommendation but does not autonomously place. Autonomous placement is gated on POC validation of the scoring formulas.</w:t>
       </w:r>
     </w:p>
-    <w:bookmarkStart w:id="21" w:name="region-classification-model-normative"/>
+    <w:p>
+      <w:pPr>
+        <w:pStyle w:val="CaptionedFigure"/>
+      </w:pPr>
+      <w:r>
+        <w:drawing>
+          <wp:inline>
+            <wp:extent cx="5334000" cy="5442857"/>
+            <wp:effectExtent b="0" l="0" r="0" t="0"/>
+            <wp:docPr descr="Figure 1. ACRME staged placement pipeline — Stage 1 eligibility pre-filter, Stage 2 hard-constraint gate, Stage 3 environment-type-specific scoring, then sequential Prod → NonProd → DR selection." title="" id="22" name="Picture"/>
+            <a:graphic>
+              <a:graphicData uri="http://schemas.openxmlformats.org/drawingml/2006/picture">
+                <pic:pic>
+                  <pic:nvPicPr>
+                    <pic:cNvPr descr="diagrams/adr001_pipeline.png" id="23" name="Picture"/>
+                    <pic:cNvPicPr>
+                      <a:picLocks noChangeArrowheads="1" noChangeAspect="1"/>
+                    </pic:cNvPicPr>
+                  </pic:nvPicPr>
+                  <pic:blipFill>
+                    <a:blip r:embed="rId21"/>
+                    <a:stretch>
+                      <a:fillRect/>
+                    </a:stretch>
+                  </pic:blipFill>
+                  <pic:spPr bwMode="auto">
+                    <a:xfrm>
+                      <a:off x="0" y="0"/>
+                      <a:ext cx="5334000" cy="5442857"/>
+                    </a:xfrm>
+                    <a:prstGeom prst="rect">
+                      <a:avLst/>
+                    </a:prstGeom>
+                    <a:noFill/>
+                    <a:ln w="9525">
+                      <a:noFill/>
+                      <a:headEnd/>
+                      <a:tailEnd/>
+                    </a:ln>
+                  </pic:spPr>
+                </pic:pic>
+              </a:graphicData>
+            </a:graphic>
+          </wp:inline>
+        </w:drawing>
+      </w:r>
+    </w:p>
+    <w:p>
+      <w:pPr>
+        <w:pStyle w:val="ImageCaption"/>
+      </w:pPr>
+      <w:r>
+        <w:rPr>
+          <w:bCs/>
+          <w:b/>
+        </w:rPr>
+        <w:t xml:space="preserve">Figure 1.</w:t>
+      </w:r>
+      <w:r>
+        <w:t xml:space="preserve"> </w:t>
+      </w:r>
+      <w:r>
+        <w:t xml:space="preserve">ACRME staged placement pipeline — Stage 1 eligibility pre-filter, Stage 2 hard-constraint gate, Stage 3 environment-type-specific scoring, then sequential Prod → NonProd → DR selection.</w:t>
+      </w:r>
+    </w:p>
+    <w:bookmarkStart w:id="24" w:name="region-classification-model-normative"/>
     <w:p>
       <w:pPr>
         <w:pStyle w:val="Heading4"/>
@@ -1052,7 +1077,7 @@
         <w:rPr>
           <w:rStyle w:val="VerbatimChar"/>
         </w:rPr>
-        <w:t xml:space="preserve">[Documented — §27]</w:t>
+        <w:t xml:space="preserve">[Documented]</w:t>
       </w:r>
     </w:p>
     <w:tbl>
@@ -1258,8 +1283,8 @@
         <w:t xml:space="preserve">(HC-9), never as a scoring penalty.</w:t>
       </w:r>
     </w:p>
-    <w:bookmarkEnd w:id="21"/>
-    <w:bookmarkStart w:id="22" w:name="prod-region-input-modes"/>
+    <w:bookmarkEnd w:id="24"/>
+    <w:bookmarkStart w:id="28" w:name="prod-region-input-modes"/>
     <w:p>
       <w:pPr>
         <w:pStyle w:val="Heading4"/>
@@ -1282,7 +1307,7 @@
         <w:rPr>
           <w:rStyle w:val="VerbatimChar"/>
         </w:rPr>
-        <w:t xml:space="preserve">[Documented — §27]</w:t>
+        <w:t xml:space="preserve">[Documented]</w:t>
       </w:r>
     </w:p>
     <w:p>
@@ -1369,8 +1394,73 @@
         <w:t xml:space="preserve">used only for post-selection validation). If Restricted, route to the Exception Deployment Workflow.</w:t>
       </w:r>
     </w:p>
-    <w:bookmarkEnd w:id="22"/>
-    <w:bookmarkStart w:id="23" w:name="X844b545e4620926cc70c9c09d323b98bfdbf572"/>
+    <w:p>
+      <w:pPr>
+        <w:pStyle w:val="CaptionedFigure"/>
+      </w:pPr>
+      <w:r>
+        <w:drawing>
+          <wp:inline>
+            <wp:extent cx="5334000" cy="7136946"/>
+            <wp:effectExtent b="0" l="0" r="0" t="0"/>
+            <wp:docPr descr="Figure 2. Prod region input modes — geography-supplied (Scenario 1) versus specific-region (Scenario 2), including the restricted-region Exception Deployment Workflow." title="" id="26" name="Picture"/>
+            <a:graphic>
+              <a:graphicData uri="http://schemas.openxmlformats.org/drawingml/2006/picture">
+                <pic:pic>
+                  <pic:nvPicPr>
+                    <pic:cNvPr descr="diagrams/adr001_input_modes.png" id="27" name="Picture"/>
+                    <pic:cNvPicPr>
+                      <a:picLocks noChangeArrowheads="1" noChangeAspect="1"/>
+                    </pic:cNvPicPr>
+                  </pic:nvPicPr>
+                  <pic:blipFill>
+                    <a:blip r:embed="rId25"/>
+                    <a:stretch>
+                      <a:fillRect/>
+                    </a:stretch>
+                  </pic:blipFill>
+                  <pic:spPr bwMode="auto">
+                    <a:xfrm>
+                      <a:off x="0" y="0"/>
+                      <a:ext cx="5334000" cy="7136946"/>
+                    </a:xfrm>
+                    <a:prstGeom prst="rect">
+                      <a:avLst/>
+                    </a:prstGeom>
+                    <a:noFill/>
+                    <a:ln w="9525">
+                      <a:noFill/>
+                      <a:headEnd/>
+                      <a:tailEnd/>
+                    </a:ln>
+                  </pic:spPr>
+                </pic:pic>
+              </a:graphicData>
+            </a:graphic>
+          </wp:inline>
+        </w:drawing>
+      </w:r>
+    </w:p>
+    <w:p>
+      <w:pPr>
+        <w:pStyle w:val="ImageCaption"/>
+      </w:pPr>
+      <w:r>
+        <w:rPr>
+          <w:bCs/>
+          <w:b/>
+        </w:rPr>
+        <w:t xml:space="preserve">Figure 2.</w:t>
+      </w:r>
+      <w:r>
+        <w:t xml:space="preserve"> </w:t>
+      </w:r>
+      <w:r>
+        <w:t xml:space="preserve">Prod region input modes — geography-supplied (Scenario 1) versus specific-region (Scenario 2), including the restricted-region Exception Deployment Workflow.</w:t>
+      </w:r>
+    </w:p>
+    <w:bookmarkEnd w:id="28"/>
+    <w:bookmarkStart w:id="29" w:name="X844b545e4620926cc70c9c09d323b98bfdbf572"/>
     <w:p>
       <w:pPr>
         <w:pStyle w:val="Heading4"/>
@@ -1409,7 +1499,7 @@
         <w:rPr>
           <w:rStyle w:val="VerbatimChar"/>
         </w:rPr>
-        <w:t xml:space="preserve">[Documented — §27]</w:t>
+        <w:t xml:space="preserve">[Documented]</w:t>
       </w:r>
     </w:p>
     <w:tbl>
@@ -1698,8 +1788,8 @@
         <w:t xml:space="preserve">fields (commit blocked if absent). CVAL/DR still select from Standard regions via normal scoring.</w:t>
       </w:r>
     </w:p>
-    <w:bookmarkEnd w:id="23"/>
-    <w:bookmarkStart w:id="24" w:name="validation-rule-framework-vr-1..vr-11"/>
+    <w:bookmarkEnd w:id="29"/>
+    <w:bookmarkStart w:id="30" w:name="validation-rule-framework-vr-1..vr-11"/>
     <w:p>
       <w:pPr>
         <w:pStyle w:val="Heading4"/>
@@ -2179,8 +2269,8 @@
         </w:tc>
       </w:tr>
     </w:tbl>
-    <w:bookmarkEnd w:id="24"/>
-    <w:bookmarkStart w:id="25" w:name="capacity-holds-concurrency"/>
+    <w:bookmarkEnd w:id="30"/>
+    <w:bookmarkStart w:id="31" w:name="capacity-holds-concurrency"/>
     <w:p>
       <w:pPr>
         <w:pStyle w:val="Heading4"/>
@@ -2223,7 +2313,7 @@
         <w:t xml:space="preserve">optimistic concurrency</w:t>
       </w:r>
       <w:r>
-        <w:t xml:space="preserve">; the hold expires if Azure provisioning does not begin. This closes the concurrent-placement race (B-7).</w:t>
+        <w:t xml:space="preserve">; the hold expires if Azure provisioning does not begin. This closes the concurrent-placement race.</w:t>
       </w:r>
       <w:r>
         <w:t xml:space="preserve"> </w:t>
@@ -2232,11 +2322,11 @@
         <w:rPr>
           <w:rStyle w:val="VerbatimChar"/>
         </w:rPr>
-        <w:t xml:space="preserve">[Documented — §29]</w:t>
-      </w:r>
-    </w:p>
-    <w:bookmarkEnd w:id="25"/>
-    <w:bookmarkStart w:id="26" w:name="corrected-scoring-model-pilot"/>
+        <w:t xml:space="preserve">[Documented]</w:t>
+      </w:r>
+    </w:p>
+    <w:bookmarkEnd w:id="31"/>
+    <w:bookmarkStart w:id="32" w:name="corrected-scoring-model-pilot"/>
     <w:p>
       <w:pPr>
         <w:pStyle w:val="Heading4"/>
@@ -2320,7 +2410,7 @@
         <w:rPr>
           <w:rStyle w:val="VerbatimChar"/>
         </w:rPr>
-        <w:t xml:space="preserve">[Undocumented — §28]</w:t>
+        <w:t xml:space="preserve">[Assumed]</w:t>
       </w:r>
     </w:p>
     <w:p>
@@ -2366,7 +2456,7 @@
         <w:rPr>
           <w:rStyle w:val="VerbatimChar"/>
         </w:rPr>
-        <w:t xml:space="preserve">[Undocumented — §28]</w:t>
+        <w:t xml:space="preserve">[Assumed]</w:t>
       </w:r>
     </w:p>
     <w:p>
@@ -2381,8 +2471,8 @@
         <w:t xml:space="preserve">Revised weights are proposed, not empirically validated — advisory until pilot measurement.</w:t>
       </w:r>
     </w:p>
-    <w:bookmarkEnd w:id="26"/>
-    <w:bookmarkStart w:id="27" w:name="governance-compliance-controls"/>
+    <w:bookmarkEnd w:id="32"/>
+    <w:bookmarkStart w:id="33" w:name="governance-compliance-controls"/>
     <w:p>
       <w:pPr>
         <w:pStyle w:val="Heading4"/>
@@ -2437,7 +2527,7 @@
         <w:rPr>
           <w:rStyle w:val="VerbatimChar"/>
         </w:rPr>
-        <w:t xml:space="preserve">[Documented — §27]</w:t>
+        <w:t xml:space="preserve">[Documented]</w:t>
       </w:r>
     </w:p>
     <w:p>
@@ -2476,9 +2566,9 @@
         <w:t xml:space="preserve">Belgium Central’s regional capacity-planning targets must include potential Middle East DR demand on top of in-geo Europe demand.</w:t>
       </w:r>
     </w:p>
-    <w:bookmarkEnd w:id="27"/>
-    <w:bookmarkEnd w:id="28"/>
-    <w:bookmarkStart w:id="29" w:name="consequences"/>
+    <w:bookmarkEnd w:id="33"/>
+    <w:bookmarkEnd w:id="34"/>
+    <w:bookmarkStart w:id="35" w:name="consequences"/>
     <w:p>
       <w:pPr>
         <w:pStyle w:val="Heading3"/>
@@ -2553,13 +2643,13 @@
         <w:t xml:space="preserve"> </w:t>
       </w:r>
       <w:r>
-        <w:t xml:space="preserve">fields increase implementation and snapshot-maintenance cost (backlog E07-S16, E03-S10).</w:t>
-      </w:r>
-      <w:r>
-        <w:t xml:space="preserve"> </w:t>
-      </w:r>
-      <w:r>
-        <w:t xml:space="preserve">- Sequential selection is greedy; if the region count ever exceeds 6, joint optimization should be revisited (D1 review trigger).</w:t>
+        <w:t xml:space="preserve">fields increase implementation and snapshot-maintenance cost.</w:t>
+      </w:r>
+      <w:r>
+        <w:t xml:space="preserve"> </w:t>
+      </w:r>
+      <w:r>
+        <w:t xml:space="preserve">- Sequential selection is greedy; if the region count ever exceeds 6, joint optimization should be revisited.</w:t>
       </w:r>
       <w:r>
         <w:t xml:space="preserve"> </w:t>
@@ -2571,7 +2661,7 @@
         <w:t xml:space="preserve"> </w:t>
       </w:r>
       <w:r>
-        <w:t xml:space="preserve">- Worked scoring examples remain a known gap (G-7) until per-CRG-type inputs are finalised.</w:t>
+        <w:t xml:space="preserve">- Worked scoring examples remain a known gap until per-CRG-type inputs are finalised.</w:t>
       </w:r>
     </w:p>
     <w:p>
@@ -2589,11 +2679,11 @@
         <w:t xml:space="preserve"> </w:t>
       </w:r>
       <w:r>
-        <w:t xml:space="preserve">- CRG_Score (RCW) is demoted from a primary scoring input to a monitoring-only signal (D9).</w:t>
-      </w:r>
-    </w:p>
-    <w:bookmarkEnd w:id="29"/>
-    <w:bookmarkStart w:id="30" w:name="alternatives-considered"/>
+        <w:t xml:space="preserve">- CRG_Score (Regional Capacity Weight) is demoted from a primary scoring input to a monitoring-only signal.</w:t>
+      </w:r>
+    </w:p>
+    <w:bookmarkEnd w:id="35"/>
+    <w:bookmarkStart w:id="36" w:name="alternatives-considered"/>
     <w:p>
       <w:pPr>
         <w:pStyle w:val="Heading3"/>
@@ -2681,7 +2771,7 @@
               <w:rPr>
                 <w:rStyle w:val="VerbatimChar"/>
               </w:rPr>
-              <w:t xml:space="preserve">[D1]</w:t>
+              <w:t xml:space="preserve">[Decided]</w:t>
             </w:r>
           </w:p>
         </w:tc>
@@ -2720,7 +2810,7 @@
               <w:rPr>
                 <w:rStyle w:val="VerbatimChar"/>
               </w:rPr>
-              <w:t xml:space="preserve">[D9]</w:t>
+              <w:t xml:space="preserve">[Decided]</w:t>
             </w:r>
           </w:p>
         </w:tc>
@@ -2759,7 +2849,7 @@
               <w:rPr>
                 <w:rStyle w:val="VerbatimChar"/>
               </w:rPr>
-              <w:t xml:space="preserve">[D4]</w:t>
+              <w:t xml:space="preserve">[Decided]</w:t>
             </w:r>
           </w:p>
         </w:tc>
@@ -2798,7 +2888,7 @@
               <w:rPr>
                 <w:rStyle w:val="VerbatimChar"/>
               </w:rPr>
-              <w:t xml:space="preserve">[§27]</w:t>
+              <w:t xml:space="preserve">[Documented]</w:t>
             </w:r>
           </w:p>
         </w:tc>
@@ -2818,14 +2908,14 @@
         </w:pict>
       </w:r>
     </w:p>
-    <w:bookmarkEnd w:id="30"/>
-    <w:bookmarkStart w:id="31" w:name="appendix-decision-log-cross-reference"/>
+    <w:bookmarkEnd w:id="36"/>
+    <w:bookmarkStart w:id="37" w:name="appendix-adr-summary"/>
     <w:p>
       <w:pPr>
         <w:pStyle w:val="Heading2"/>
       </w:pPr>
       <w:r>
-        <w:t xml:space="preserve">Appendix — Decision Log Cross-Reference</w:t>
+        <w:t xml:space="preserve">Appendix — ADR Summary</w:t>
       </w:r>
     </w:p>
     <w:tbl>
@@ -2835,10 +2925,9 @@
         <w:tblLook w:firstRow="1" w:lastRow="0" w:firstColumn="0" w:lastColumn="0" w:noHBand="0" w:noVBand="0" w:val="0020"/>
       </w:tblPr>
       <w:tblGrid>
-        <w:gridCol w:w="1980"/>
-        <w:gridCol w:w="1980"/>
-        <w:gridCol w:w="1980"/>
-        <w:gridCol w:w="1980"/>
+        <w:gridCol w:w="2640"/>
+        <w:gridCol w:w="2640"/>
+        <w:gridCol w:w="2640"/>
       </w:tblGrid>
       <w:tr>
         <w:trPr>
@@ -2864,31 +2953,19 @@
               <w:jc w:val="left"/>
             </w:pPr>
             <w:r>
-              <w:t xml:space="preserve">Primary Decisions</w:t>
-            </w:r>
-          </w:p>
-        </w:tc>
-        <w:tc>
-          <w:tcPr/>
-          <w:p>
-            <w:pPr>
-              <w:pStyle w:val="Compact"/>
-              <w:jc w:val="left"/>
-            </w:pPr>
-            <w:r>
-              <w:t xml:space="preserve">Hard Constraints</w:t>
-            </w:r>
-          </w:p>
-        </w:tc>
-        <w:tc>
-          <w:tcPr/>
-          <w:p>
-            <w:pPr>
-              <w:pStyle w:val="Compact"/>
-              <w:jc w:val="left"/>
-            </w:pPr>
-            <w:r>
-              <w:t xml:space="preserve">Key Gaps/Blockers</w:t>
+              <w:t xml:space="preserve">Hard Constraints Applied</w:t>
+            </w:r>
+          </w:p>
+        </w:tc>
+        <w:tc>
+          <w:tcPr/>
+          <w:p>
+            <w:pPr>
+              <w:pStyle w:val="Compact"/>
+              <w:jc w:val="left"/>
+            </w:pPr>
+            <w:r>
+              <w:t xml:space="preserve">Key Open Items</w:t>
             </w:r>
           </w:p>
         </w:tc>
@@ -2914,18 +2991,6 @@
               <w:jc w:val="left"/>
             </w:pPr>
             <w:r>
-              <w:t xml:space="preserve">D1, D4, D5, D8, D9</w:t>
-            </w:r>
-          </w:p>
-        </w:tc>
-        <w:tc>
-          <w:tcPr/>
-          <w:p>
-            <w:pPr>
-              <w:pStyle w:val="Compact"/>
-              <w:jc w:val="left"/>
-            </w:pPr>
-            <w:r>
               <w:t xml:space="preserve">HC-1, HC-4, HC-5, HC-8, HC-9, HC-10</w:t>
             </w:r>
           </w:p>
@@ -2938,14 +3003,14 @@
               <w:jc w:val="left"/>
             </w:pPr>
             <w:r>
-              <w:t xml:space="preserve">G-7 (worked examples)</w:t>
+              <w:t xml:space="preserve">Worked scoring examples pending final per-CRG-type inputs</w:t>
             </w:r>
           </w:p>
         </w:tc>
       </w:tr>
     </w:tbl>
-    <w:bookmarkEnd w:id="31"/>
-    <w:bookmarkStart w:id="32" w:name="appendix-status-legend"/>
+    <w:bookmarkEnd w:id="37"/>
+    <w:bookmarkStart w:id="38" w:name="appendix-status-legend"/>
     <w:p>
       <w:pPr>
         <w:pStyle w:val="Heading2"/>
@@ -3108,14 +3173,14 @@
               <w:jc w:val="left"/>
             </w:pPr>
             <w:r>
-              <w:t xml:space="preserve">Replaced by a later ADR (referenced explicitly)</w:t>
+              <w:t xml:space="preserve">Replaced by a later ADR</w:t>
             </w:r>
           </w:p>
         </w:tc>
       </w:tr>
     </w:tbl>
-    <w:bookmarkEnd w:id="32"/>
-    <w:bookmarkStart w:id="33" w:name="appendix-evidence-tag-taxonomy"/>
+    <w:bookmarkEnd w:id="38"/>
+    <w:bookmarkStart w:id="39" w:name="appendix-evidence-tag-taxonomy"/>
     <w:p>
       <w:pPr>
         <w:pStyle w:val="Heading2"/>
@@ -3187,7 +3252,7 @@
               <w:jc w:val="left"/>
             </w:pPr>
             <w:r>
-              <w:t xml:space="preserve">Traceable to Azure platform documentation or a formal FR/NFR</w:t>
+              <w:t xml:space="preserve">Traceable to Azure platform behaviour or documentation</w:t>
             </w:r>
           </w:p>
         </w:tc>
@@ -3216,7 +3281,7 @@
               <w:jc w:val="left"/>
             </w:pPr>
             <w:r>
-              <w:t xml:space="preserve">Explicit design choice in the Decision Log (D1–D11)</w:t>
+              <w:t xml:space="preserve">An explicit ACRME design choice recorded in this ADR set</w:t>
             </w:r>
           </w:p>
         </w:tc>
@@ -3245,7 +3310,7 @@
               <w:jc w:val="left"/>
             </w:pPr>
             <w:r>
-              <w:t xml:space="preserve">Logical consequence of a documented constraint or decision</w:t>
+              <w:t xml:space="preserve">A logical consequence of a documented constraint or decision</w:t>
             </w:r>
           </w:p>
         </w:tc>
@@ -3274,14 +3339,14 @@
               <w:jc w:val="left"/>
             </w:pPr>
             <w:r>
-              <w:t xml:space="preserve">Architectural judgement pending POC validation</w:t>
+              <w:t xml:space="preserve">Architectural judgement pending proof-of-concept validation</w:t>
             </w:r>
           </w:p>
         </w:tc>
       </w:tr>
     </w:tbl>
-    <w:bookmarkEnd w:id="33"/>
-    <w:bookmarkStart w:id="34" w:name="related-adrs"/>
+    <w:bookmarkEnd w:id="39"/>
+    <w:bookmarkStart w:id="40" w:name="related-adrs"/>
     <w:p>
       <w:pPr>
         <w:pStyle w:val="Heading2"/>
@@ -3421,11 +3486,11 @@
         <w:t xml:space="preserve"> </w:t>
       </w:r>
       <w:r>
-        <w:t xml:space="preserve">After POC-30 (Quota Groups GA) and POC-31 (quota release latency), and on resolution of G-14 / G-15.</w:t>
-      </w:r>
-    </w:p>
-    <w:bookmarkEnd w:id="34"/>
-    <w:bookmarkEnd w:id="35"/>
+        <w:t xml:space="preserve">After proof-of-concept validation of Azure Quota Groups GA and quota-release latency, and on resolution of the consumer-credential model and engine-mode state-machine items.</w:t>
+      </w:r>
+    </w:p>
+    <w:bookmarkEnd w:id="40"/>
+    <w:bookmarkEnd w:id="41"/>
     <w:sectPr/>
   </w:body>
 </w:document>

--- a/docs/adr/acrme_adr_001_region_selection.docx
+++ b/docs/adr/acrme_adr_001_region_selection.docx
@@ -49,7 +49,7 @@
         <w:t xml:space="preserve"> </w:t>
       </w:r>
       <w:r>
-        <w:t xml:space="preserve">2.2</w:t>
+        <w:t xml:space="preserve">2.3</w:t>
       </w:r>
       <w:r>
         <w:br/>
@@ -65,7 +65,7 @@
         <w:t xml:space="preserve"> </w:t>
       </w:r>
       <w:r>
-        <w:t xml:space="preserve">27 August 2026</w:t>
+        <w:t xml:space="preserve">7 September 2026</w:t>
       </w:r>
       <w:r>
         <w:br/>
@@ -81,7 +81,7 @@
         <w:t xml:space="preserve"> </w:t>
       </w:r>
       <w:r>
-        <w:t xml:space="preserve">Accepted - supersedes ADR-001 v1.2 region-selection content</w:t>
+        <w:t xml:space="preserve">Accepted - supersedes ADR-001 v2.2 region-selection content</w:t>
       </w:r>
       <w:r>
         <w:br/>
@@ -97,7 +97,7 @@
         <w:t xml:space="preserve"> </w:t>
       </w:r>
       <w:r>
-        <w:t xml:space="preserve">ACRME Architecture Decision Records - aligned to Capacity &amp; Quota Management Requirements Baseline v2.2.</w:t>
+        <w:t xml:space="preserve">ACRME Architecture Decision Records - aligned to Capacity &amp; Quota Management Requirements Baseline v2.3.</w:t>
       </w:r>
     </w:p>
     <w:p>
@@ -115,7 +115,7 @@
         <w:t xml:space="preserve"> </w:t>
       </w:r>
       <w:r>
-        <w:t xml:space="preserve">An Architecture Decision Record captures a significant architectural decision, the context that forced it, the options considered, the choice made, and its consequences. This v2.2 ADR updates the accepted region-selection decision to match the consolidated requirements baseline. Evidence tags:</w:t>
+        <w:t xml:space="preserve">An Architecture Decision Record captures a significant architectural decision, the context that forced it, the options considered, the choice made, and its consequences. This v2.3 ADR updates the accepted region-selection decision to match the consolidated requirements baseline — notably the five-geography region model with per-geography distribution models and mandatory two-region CVAL/DR co-location (PLC-010a). Evidence tags:</w:t>
       </w:r>
       <w:r>
         <w:t xml:space="preserve"> </w:t>
@@ -366,7 +366,39 @@
         <w:pStyle w:val="Compact"/>
       </w:pPr>
       <w:r>
-        <w:t xml:space="preserve">Region strategy is configuration-driven and currently focused on North America and Europe; APAC and Middle East entries are policy data, not automatic rollout commitments.</w:t>
+        <w:t xml:space="preserve">Region strategy is configuration-driven and spans</w:t>
+      </w:r>
+      <w:r>
+        <w:t xml:space="preserve"> </w:t>
+      </w:r>
+      <w:r>
+        <w:rPr>
+          <w:bCs/>
+          <w:b/>
+        </w:rPr>
+        <w:t xml:space="preserve">five supported geographies</w:t>
+      </w:r>
+      <w:r>
+        <w:t xml:space="preserve"> </w:t>
+      </w:r>
+      <w:r>
+        <w:t xml:space="preserve">(US, EU, Australia, Asia Pacific, Middle East), each catalogued with an explicit</w:t>
+      </w:r>
+      <w:r>
+        <w:t xml:space="preserve"> </w:t>
+      </w:r>
+      <w:r>
+        <w:rPr>
+          <w:bCs/>
+          <w:b/>
+        </w:rPr>
+        <w:t xml:space="preserve">distribution model</w:t>
+      </w:r>
+      <w:r>
+        <w:t xml:space="preserve"> </w:t>
+      </w:r>
+      <w:r>
+        <w:t xml:space="preserve">(baseline Section 6, REG-001). The US is the only three-region geography; EU, Australia, Asia Pacific and the Middle East are two-region geographies. New regions (e.g. Japan East, pending) are policy data added by config, not automatic rollout commitments.</w:t>
       </w:r>
       <w:r>
         <w:t xml:space="preserve"> </w:t>
@@ -442,7 +474,7 @@
         <w:t xml:space="preserve"> </w:t>
       </w:r>
       <w:r>
-        <w:t xml:space="preserve">in the Middle East: Legal owns the programme and data-sovereignty/residency laws (a largely government/medical customer base) mean cross-border DR cannot meet residency requirements (baseline §2, §5.2, §6). Middle East placement therefore defaults to</w:t>
+        <w:t xml:space="preserve">in the Middle East: Legal owns the programme and data-sovereignty/residency laws (a largely government/medical customer base) mean cross-border DR cannot meet residency requirements (baseline Section 2, Section 5.2, Section 6). Middle East placement therefore defaults to</w:t>
       </w:r>
       <w:r>
         <w:t xml:space="preserve"> </w:t>
@@ -855,7 +887,23 @@
         <w:t xml:space="preserve"> </w:t>
       </w:r>
       <w:r>
-        <w:t xml:space="preserve">is the authoritative, versioned region catalogue. It includes region classification, supported geographies, zone support, SKU/family eligibility, separation class, approved cross-geo extension paths,</w:t>
+        <w:t xml:space="preserve">is the authoritative, versioned region catalogue. It includes region classification, supported geographies,</w:t>
+      </w:r>
+      <w:r>
+        <w:t xml:space="preserve"> </w:t>
+      </w:r>
+      <w:r>
+        <w:rPr>
+          <w:bCs/>
+          <w:b/>
+        </w:rPr>
+        <w:t xml:space="preserve">per-geography distribution model</w:t>
+      </w:r>
+      <w:r>
+        <w:t xml:space="preserve"> </w:t>
+      </w:r>
+      <w:r>
+        <w:t xml:space="preserve">(three-region vs two-region), zone support, SKU/family eligibility, separation class, approved cross-geo extension paths,</w:t>
       </w:r>
       <w:r>
         <w:t xml:space="preserve"> </w:t>
@@ -1174,7 +1222,107 @@
         <w:pStyle w:val="BodyText"/>
       </w:pPr>
       <w:r>
-        <w:t xml:space="preserve">Three to four regions per geography is the normal design goal. A two-region geography cannot guarantee in-geo Prod + CVAL + DR separation; it requires either an approved cross-geo path or</w:t>
+        <w:t xml:space="preserve">The number of regions per geography is set by the catalogue’s</w:t>
+      </w:r>
+      <w:r>
+        <w:t xml:space="preserve"> </w:t>
+      </w:r>
+      <w:r>
+        <w:rPr>
+          <w:bCs/>
+          <w:b/>
+        </w:rPr>
+        <w:t xml:space="preserve">distribution model</w:t>
+      </w:r>
+      <w:r>
+        <w:t xml:space="preserve">, not a universal minimum. The</w:t>
+      </w:r>
+      <w:r>
+        <w:t xml:space="preserve"> </w:t>
+      </w:r>
+      <w:r>
+        <w:rPr>
+          <w:bCs/>
+          <w:b/>
+        </w:rPr>
+        <w:t xml:space="preserve">US is a three-region geography</w:t>
+      </w:r>
+      <w:r>
+        <w:t xml:space="preserve"> </w:t>
+      </w:r>
+      <w:r>
+        <w:t xml:space="preserve">— production, CVAL and DR each sit in a distinct region.</w:t>
+      </w:r>
+      <w:r>
+        <w:t xml:space="preserve"> </w:t>
+      </w:r>
+      <w:r>
+        <w:rPr>
+          <w:bCs/>
+          <w:b/>
+        </w:rPr>
+        <w:t xml:space="preserve">EU, Australia, Asia Pacific and the Middle East are two-region geographies</w:t>
+      </w:r>
+      <w:r>
+        <w:t xml:space="preserve">: production is placed in one region and</w:t>
+      </w:r>
+      <w:r>
+        <w:t xml:space="preserve"> </w:t>
+      </w:r>
+      <w:r>
+        <w:rPr>
+          <w:bCs/>
+          <w:b/>
+        </w:rPr>
+        <w:t xml:space="preserve">CVAL and DR are co-located in the other region</w:t>
+      </w:r>
+      <w:r>
+        <w:t xml:space="preserve"> </w:t>
+      </w:r>
+      <w:r>
+        <w:t xml:space="preserve">(mandatory rule</w:t>
+      </w:r>
+      <w:r>
+        <w:t xml:space="preserve"> </w:t>
+      </w:r>
+      <w:r>
+        <w:rPr>
+          <w:bCs/>
+          <w:b/>
+        </w:rPr>
+        <w:t xml:space="preserve">PLC-010a</w:t>
+      </w:r>
+      <w:r>
+        <w:t xml:space="preserve">, via environment separation ENV-003). A two-region geography therefore delivers in-geo Prod + CVAL + DR</w:t>
+      </w:r>
+      <w:r>
+        <w:t xml:space="preserve"> </w:t>
+      </w:r>
+      <w:r>
+        <w:rPr>
+          <w:bCs/>
+          <w:b/>
+        </w:rPr>
+        <w:t xml:space="preserve">without</w:t>
+      </w:r>
+      <w:r>
+        <w:t xml:space="preserve"> </w:t>
+      </w:r>
+      <w:r>
+        <w:t xml:space="preserve">any cross-geo path — co-location is the standard model, not a fallback. The</w:t>
+      </w:r>
+      <w:r>
+        <w:t xml:space="preserve"> </w:t>
+      </w:r>
+      <w:r>
+        <w:rPr>
+          <w:bCs/>
+          <w:b/>
+        </w:rPr>
+        <w:t xml:space="preserve">Middle East is the single exception</w:t>
+      </w:r>
+      <w:r>
+        <w:t xml:space="preserve">: DR is</w:t>
       </w:r>
       <w:r>
         <w:t xml:space="preserve"> </w:t>
@@ -1186,7 +1334,26 @@
         <w:t xml:space="preserve">DR_NOT_OFFERED</w:t>
       </w:r>
       <w:r>
-        <w:t xml:space="preserve">.</w:t>
+        <w:t xml:space="preserve"> </w:t>
+      </w:r>
+      <w:r>
+        <w:t xml:space="preserve">(DR-014, DEC-001), so its second region hosts CVAL only and production may exist without DR. Cross-geo extension (Switzerland North) applies</w:t>
+      </w:r>
+      <w:r>
+        <w:t xml:space="preserve"> </w:t>
+      </w:r>
+      <w:r>
+        <w:rPr>
+          <w:bCs/>
+          <w:b/>
+        </w:rPr>
+        <w:t xml:space="preserve">only</w:t>
+      </w:r>
+      <w:r>
+        <w:t xml:space="preserve"> </w:t>
+      </w:r>
+      <w:r>
+        <w:t xml:space="preserve">to the Middle East and only if Legal clears DEC-001.</w:t>
       </w:r>
       <w:r>
         <w:t xml:space="preserve"> </w:t>
@@ -2527,7 +2694,7 @@
               <w:jc w:val="left"/>
             </w:pPr>
             <w:r>
-              <w:t xml:space="preserve">Violates sovereignty/contract controls; must be explicit or</w:t>
+              <w:t xml:space="preserve">Rejected. Two-region geographies co-locate CVAL and DR in-geo (PLC-010a); cross-geo substitution is never silent. Where in-geo DR is legally impossible (Middle East), the seed is</w:t>
             </w:r>
             <w:r>
               <w:t xml:space="preserve"> </w:t>
@@ -2539,7 +2706,7 @@
               <w:t xml:space="preserve">DR_NOT_OFFERED</w:t>
             </w:r>
             <w:r>
-              <w:t xml:space="preserve">.</w:t>
+              <w:t xml:space="preserve">, and any cross-geo path (Switzerland North) is explicit and approval-gated.</w:t>
             </w:r>
             <w:r>
               <w:t xml:space="preserve"> </w:t>
@@ -2644,7 +2811,7 @@
               <w:jc w:val="left"/>
             </w:pPr>
             <w:r>
-              <w:t xml:space="preserve">REG-001..005, PLC-001..010, RDY-001..004, DR-014</w:t>
+              <w:t xml:space="preserve">REG-001..005, PLC-001..010a, RDY-001..004, DR-014</w:t>
             </w:r>
           </w:p>
         </w:tc>

--- a/docs/adr/acrme_adr_001_region_selection.docx
+++ b/docs/adr/acrme_adr_001_region_selection.docx
@@ -49,7 +49,7 @@
         <w:t xml:space="preserve"> </w:t>
       </w:r>
       <w:r>
-        <w:t xml:space="preserve">2.3</w:t>
+        <w:t xml:space="preserve">2.4</w:t>
       </w:r>
       <w:r>
         <w:br/>
@@ -81,7 +81,7 @@
         <w:t xml:space="preserve"> </w:t>
       </w:r>
       <w:r>
-        <w:t xml:space="preserve">Accepted - supersedes ADR-001 v2.2 region-selection content</w:t>
+        <w:t xml:space="preserve">Accepted - supersedes ADR-001 v2.2 region-selection content; reconciled to Baseline v2.4</w:t>
       </w:r>
       <w:r>
         <w:br/>
@@ -97,7 +97,7 @@
         <w:t xml:space="preserve"> </w:t>
       </w:r>
       <w:r>
-        <w:t xml:space="preserve">ACRME Architecture Decision Records - aligned to Capacity &amp; Quota Management Requirements Baseline v2.3.</w:t>
+        <w:t xml:space="preserve">ACRME Architecture Decision Records - aligned to Capacity &amp; Quota Management Requirements Baseline v2.4.</w:t>
       </w:r>
     </w:p>
     <w:p>
@@ -115,7 +115,7 @@
         <w:t xml:space="preserve"> </w:t>
       </w:r>
       <w:r>
-        <w:t xml:space="preserve">An Architecture Decision Record captures a significant architectural decision, the context that forced it, the options considered, the choice made, and its consequences. This v2.3 ADR updates the accepted region-selection decision to match the consolidated requirements baseline — notably the five-geography region model with per-geography distribution models and mandatory two-region CVAL/DR co-location (PLC-010a). Evidence tags:</w:t>
+        <w:t xml:space="preserve">An Architecture Decision Record captures a significant architectural decision, the context that forced it, the options considered, the choice made, and its consequences. This ADR states the accepted region-selection decision matching the consolidated requirements baseline — notably the five-geography region model with per-geography distribution models and mandatory two-region CVAL/DR co-location (PLC-010a). Evidence tags:</w:t>
       </w:r>
       <w:r>
         <w:t xml:space="preserve"> </w:t>
@@ -164,6 +164,133 @@
       </w:r>
       <w:r>
         <w:t xml:space="preserve">.</w:t>
+      </w:r>
+    </w:p>
+    <w:p>
+      <w:pPr>
+        <w:pStyle w:val="BlockText"/>
+      </w:pPr>
+      <w:r>
+        <w:rPr>
+          <w:bCs/>
+          <w:b/>
+        </w:rPr>
+        <w:t xml:space="preserve">v2.4 reconciliation note — no region-model change.</w:t>
+      </w:r>
+      <w:r>
+        <w:t xml:space="preserve"> </w:t>
+      </w:r>
+      <w:r>
+        <w:t xml:space="preserve">Baseline v2.4 folds in the</w:t>
+      </w:r>
+      <w:r>
+        <w:t xml:space="preserve"> </w:t>
+      </w:r>
+      <w:r>
+        <w:rPr>
+          <w:iCs/>
+          <w:i/>
+        </w:rPr>
+        <w:t xml:space="preserve">reservation-model</w:t>
+      </w:r>
+      <w:r>
+        <w:t xml:space="preserve"> </w:t>
+      </w:r>
+      <w:r>
+        <w:t xml:space="preserve">gaps (seed-at-0 matrix CAP-022, per-AZ CRG structure CAP-023, reactive discovery CAP-024, Availability-Set ineligibility CAP-020/021, even zone-distribution PLC-011, naming convention OPS-006/C-12).</w:t>
+      </w:r>
+      <w:r>
+        <w:t xml:space="preserve"> </w:t>
+      </w:r>
+      <w:r>
+        <w:rPr>
+          <w:bCs/>
+          <w:b/>
+        </w:rPr>
+        <w:t xml:space="preserve">None of these change the region-selection or DR-placement decision recorded here</w:t>
+      </w:r>
+      <w:r>
+        <w:t xml:space="preserve"> </w:t>
+      </w:r>
+      <w:r>
+        <w:t xml:space="preserve">— the five-geography model, per-geography distribution models, exact-production-region-first placement,</w:t>
+      </w:r>
+      <w:r>
+        <w:t xml:space="preserve"> </w:t>
+      </w:r>
+      <w:r>
+        <w:rPr>
+          <w:rStyle w:val="VerbatimChar"/>
+        </w:rPr>
+        <w:t xml:space="preserve">CustomerSeedRecord</w:t>
+      </w:r>
+      <w:r>
+        <w:t xml:space="preserve">, two-region CVAL/DR co-location (PLC-010a) and the Middle East</w:t>
+      </w:r>
+      <w:r>
+        <w:t xml:space="preserve"> </w:t>
+      </w:r>
+      <w:r>
+        <w:rPr>
+          <w:rStyle w:val="VerbatimChar"/>
+        </w:rPr>
+        <w:t xml:space="preserve">DR_NOT_OFFERED</w:t>
+      </w:r>
+      <w:r>
+        <w:t xml:space="preserve"> </w:t>
+      </w:r>
+      <w:r>
+        <w:t xml:space="preserve">position (DEC-001) are all unchanged. The only wording update in this revision is the</w:t>
+      </w:r>
+      <w:r>
+        <w:t xml:space="preserve"> </w:t>
+      </w:r>
+      <w:r>
+        <w:rPr>
+          <w:iCs/>
+          <w:i/>
+        </w:rPr>
+        <w:t xml:space="preserve">region-model gate</w:t>
+      </w:r>
+      <w:r>
+        <w:t xml:space="preserve"> </w:t>
+      </w:r>
+      <w:r>
+        <w:t xml:space="preserve">(below), whose legacy</w:t>
+      </w:r>
+      <w:r>
+        <w:t xml:space="preserve"> </w:t>
+      </w:r>
+      <w:r>
+        <w:t xml:space="preserve">“</w:t>
+      </w:r>
+      <w:r>
+        <w:t xml:space="preserve">three-region gate</w:t>
+      </w:r>
+      <w:r>
+        <w:t xml:space="preserve">”</w:t>
+      </w:r>
+      <w:r>
+        <w:t xml:space="preserve"> </w:t>
+      </w:r>
+      <w:r>
+        <w:t xml:space="preserve">label is replaced with an explicit geography-aware statement so it can no longer be read as a universal three-distinct-regions minimum. The new per-AZ CRG structure (CAP-023) operates</w:t>
+      </w:r>
+      <w:r>
+        <w:t xml:space="preserve"> </w:t>
+      </w:r>
+      <w:r>
+        <w:rPr>
+          <w:bCs/>
+          <w:b/>
+        </w:rPr>
+        <w:t xml:space="preserve">within</w:t>
+      </w:r>
+      <w:r>
+        <w:t xml:space="preserve"> </w:t>
+      </w:r>
+      <w:r>
+        <w:t xml:space="preserve">a selected region and is specified in ADR-002/ADR-004, not here.</w:t>
       </w:r>
     </w:p>
     <w:p>
@@ -2096,19 +2223,132 @@
               <w:jc w:val="left"/>
             </w:pPr>
             <w:r>
-              <w:t xml:space="preserve">Three-region gate</w:t>
-            </w:r>
-          </w:p>
-        </w:tc>
-        <w:tc>
-          <w:tcPr/>
-          <w:p>
-            <w:pPr>
-              <w:pStyle w:val="Compact"/>
-              <w:jc w:val="left"/>
-            </w:pPr>
-            <w:r>
-              <w:t xml:space="preserve">Geography must provide Prod, CVAL, and DR separation or approved cross-geo/no-DR path.</w:t>
+              <w:t xml:space="preserve">Region-model gate (geography-aware)</w:t>
+            </w:r>
+          </w:p>
+        </w:tc>
+        <w:tc>
+          <w:tcPr/>
+          <w:p>
+            <w:pPr>
+              <w:pStyle w:val="Compact"/>
+              <w:jc w:val="left"/>
+            </w:pPr>
+            <w:r>
+              <w:t xml:space="preserve">Placement satisfies the geography’s</w:t>
+            </w:r>
+            <w:r>
+              <w:t xml:space="preserve"> </w:t>
+            </w:r>
+            <w:r>
+              <w:rPr>
+                <w:bCs/>
+                <w:b/>
+              </w:rPr>
+              <w:t xml:space="preserve">distribution model</w:t>
+            </w:r>
+            <w:r>
+              <w:t xml:space="preserve"> </w:t>
+            </w:r>
+            <w:r>
+              <w:t xml:space="preserve">(REG-001): a</w:t>
+            </w:r>
+            <w:r>
+              <w:t xml:space="preserve"> </w:t>
+            </w:r>
+            <w:r>
+              <w:rPr>
+                <w:bCs/>
+                <w:b/>
+              </w:rPr>
+              <w:t xml:space="preserve">three-region</w:t>
+            </w:r>
+            <w:r>
+              <w:t xml:space="preserve"> </w:t>
+            </w:r>
+            <w:r>
+              <w:t xml:space="preserve">geography (US) requires Prod, CVAL and DR in three distinct regions; a</w:t>
+            </w:r>
+            <w:r>
+              <w:t xml:space="preserve"> </w:t>
+            </w:r>
+            <w:r>
+              <w:rPr>
+                <w:bCs/>
+                <w:b/>
+              </w:rPr>
+              <w:t xml:space="preserve">two-region</w:t>
+            </w:r>
+            <w:r>
+              <w:t xml:space="preserve"> </w:t>
+            </w:r>
+            <w:r>
+              <w:t xml:space="preserve">geography requires Prod in one region and</w:t>
+            </w:r>
+            <w:r>
+              <w:t xml:space="preserve"> </w:t>
+            </w:r>
+            <w:r>
+              <w:rPr>
+                <w:bCs/>
+                <w:b/>
+              </w:rPr>
+              <w:t xml:space="preserve">CVAL + DR co-located</w:t>
+            </w:r>
+            <w:r>
+              <w:t xml:space="preserve"> </w:t>
+            </w:r>
+            <w:r>
+              <w:t xml:space="preserve">in the other (PLC-010a); a</w:t>
+            </w:r>
+            <w:r>
+              <w:t xml:space="preserve"> </w:t>
+            </w:r>
+            <w:r>
+              <w:rPr>
+                <w:rStyle w:val="VerbatimChar"/>
+              </w:rPr>
+              <w:t xml:space="preserve">DR_NOT_OFFERED</w:t>
+            </w:r>
+            <w:r>
+              <w:t xml:space="preserve"> </w:t>
+            </w:r>
+            <w:r>
+              <w:t xml:space="preserve">geography (Middle East, DEC-001) requires Prod + CVAL only, with no DR region. A universal</w:t>
+            </w:r>
+            <w:r>
+              <w:t xml:space="preserve"> </w:t>
+            </w:r>
+            <w:r>
+              <w:t xml:space="preserve">“</w:t>
+            </w:r>
+            <w:r>
+              <w:t xml:space="preserve">three distinct regions</w:t>
+            </w:r>
+            <w:r>
+              <w:t xml:space="preserve">”</w:t>
+            </w:r>
+            <w:r>
+              <w:t xml:space="preserve"> </w:t>
+            </w:r>
+            <w:r>
+              <w:t xml:space="preserve">minimum is</w:t>
+            </w:r>
+            <w:r>
+              <w:t xml:space="preserve"> </w:t>
+            </w:r>
+            <w:r>
+              <w:rPr>
+                <w:bCs/>
+                <w:b/>
+              </w:rPr>
+              <w:t xml:space="preserve">not</w:t>
+            </w:r>
+            <w:r>
+              <w:t xml:space="preserve"> </w:t>
+            </w:r>
+            <w:r>
+              <w:t xml:space="preserve">enforced.</w:t>
             </w:r>
           </w:p>
         </w:tc>
